--- a/apps/legal-docs-blueprints/templates/inversiones/acuerdo_inversion/acuerdo_inversion_hombre.docx
+++ b/apps/legal-docs-blueprints/templates/inversiones/acuerdo_inversion/acuerdo_inversion_hombre.docx
@@ -315,7 +315,7 @@
           <w:sz w:val="20"/>
           <w:szCs w:val="20"/>
         </w:rPr>
-        <w:t>, lo que acredito con el Acta Notarial en la que consta mi nombramiento, autorizada en la ciudad de Guatemala el día seis de octubre de dos mil veintitrés, por el Notario Arturo Alberto Arroyo Monahan acta que se encuentra inscrita en el Registro Mercantil General de la República al número de Registro: setecientos quince mil quinientos sesenta y dos (715562) Folio: novecientos noventa y siete (997); Libro: ochocientos veintidós (822) de Auxiliares de Comercio</w:t>
+        <w:t xml:space="preserve">, lo que acredito con el Acta Notarial en la que consta mi nombramiento, autorizada en la ciudad de Guatemala el día veintiuno de septiembre de dos mil veintiséis, por el Notario Arturo Alberto Arroyo Monahan acta que se encuentra inscrita en el Registro Mercantil General de la República al número de Registro: ochocientos sesenta mil ciento ochenta y siete (860187) Folio: doscientos dos (202); Libro: ochocientos sesenta y siete (867) de Auxiliares de Comercio</w:t>
       </w:r>
       <w:r>
         <w:rPr>
